--- a/pipeline/ArchitectureDesignAndAudit/ProviderPipeline_LowLevelDesign_v39.docx
+++ b/pipeline/ArchitectureDesignAndAudit/ProviderPipeline_LowLevelDesign_v39.docx
@@ -21124,368 +21124,338 @@
           <w:sz w:val="18"/>
         </w:rPr>
         <w:t>{</w:t>
-      </w:r>
-      <w:r>
-        <w:rPr>
-          <w:rFonts w:ascii="Consolas" w:hAnsi="Consolas"/>
-          <w:sz w:val="18"/>
-        </w:rPr>
         <w:br/>
-        <w:t xml:space="preserve">  "</w:t>
-      </w:r>
-      <w:proofErr w:type="spellStart"/>
-      <w:r>
-        <w:rPr>
-          <w:rFonts w:ascii="Consolas" w:hAnsi="Consolas"/>
-          <w:sz w:val="18"/>
-        </w:rPr>
-        <w:t>pipeline_name</w:t>
-      </w:r>
-      <w:proofErr w:type="spellEnd"/>
-      <w:r>
-        <w:rPr>
-          <w:rFonts w:ascii="Consolas" w:hAnsi="Consolas"/>
-          <w:sz w:val="18"/>
-        </w:rPr>
-        <w:t>":   "provider",             // required; MUST match the container image PIPELINE_NAME</w:t>
-      </w:r>
-      <w:r>
-        <w:rPr>
-          <w:rFonts w:ascii="Consolas" w:hAnsi="Consolas"/>
-          <w:sz w:val="18"/>
-        </w:rPr>
+        <w:t xml:space="preserve">  "pipeline_name":   "provider",             // required; MUST match the container image PIPELINE_NAME</w:t>
         <w:br/>
-        <w:t xml:space="preserve">  "env":             "dev"|"</w:t>
-      </w:r>
-      <w:proofErr w:type="spellStart"/>
-      <w:r>
-        <w:rPr>
-          <w:rFonts w:ascii="Consolas" w:hAnsi="Consolas"/>
-          <w:sz w:val="18"/>
-        </w:rPr>
-        <w:t>qa</w:t>
-      </w:r>
-      <w:proofErr w:type="spellEnd"/>
-      <w:r>
-        <w:rPr>
-          <w:rFonts w:ascii="Consolas" w:hAnsi="Consolas"/>
-          <w:sz w:val="18"/>
-        </w:rPr>
-        <w:t>"|"prod",      // required</w:t>
-      </w:r>
-      <w:r>
-        <w:rPr>
-          <w:rFonts w:ascii="Consolas" w:hAnsi="Consolas"/>
-          <w:sz w:val="18"/>
-        </w:rPr>
+        <w:t xml:space="preserve">  "env":             "dev"|"qa"|"prod",      // required</w:t>
         <w:br/>
-        <w:t xml:space="preserve">  "</w:t>
-      </w:r>
-      <w:proofErr w:type="spellStart"/>
-      <w:r>
-        <w:rPr>
-          <w:rFonts w:ascii="Consolas" w:hAnsi="Consolas"/>
-          <w:sz w:val="18"/>
-        </w:rPr>
-        <w:t>load_mode</w:t>
-      </w:r>
-      <w:proofErr w:type="spellEnd"/>
-      <w:r>
-        <w:rPr>
-          <w:rFonts w:ascii="Consolas" w:hAnsi="Consolas"/>
-          <w:sz w:val="18"/>
-        </w:rPr>
-        <w:t>":       "</w:t>
-      </w:r>
-      <w:proofErr w:type="spellStart"/>
-      <w:r>
-        <w:rPr>
-          <w:rFonts w:ascii="Consolas" w:hAnsi="Consolas"/>
-          <w:sz w:val="18"/>
-        </w:rPr>
-        <w:t>full"|"incremental</w:t>
-      </w:r>
-      <w:proofErr w:type="spellEnd"/>
-      <w:r>
-        <w:rPr>
-          <w:rFonts w:ascii="Consolas" w:hAnsi="Consolas"/>
-          <w:sz w:val="18"/>
-        </w:rPr>
-        <w:t>",   // required; drives §5.2 vs §5.3</w:t>
-      </w:r>
-      <w:r>
-        <w:rPr>
-          <w:rFonts w:ascii="Consolas" w:hAnsi="Consolas"/>
-          <w:sz w:val="18"/>
-        </w:rPr>
+        <w:t xml:space="preserve">  "load_mode":       "full"|"incremental",   // required; drives §5.2 vs §5.3</w:t>
         <w:br/>
-        <w:t xml:space="preserve">  "</w:t>
-      </w:r>
-      <w:proofErr w:type="spellStart"/>
-      <w:r>
-        <w:rPr>
-          <w:rFonts w:ascii="Consolas" w:hAnsi="Consolas"/>
-          <w:sz w:val="18"/>
-        </w:rPr>
-        <w:t>state_scope</w:t>
-      </w:r>
-      <w:proofErr w:type="spellEnd"/>
-      <w:r>
-        <w:rPr>
-          <w:rFonts w:ascii="Consolas" w:hAnsi="Consolas"/>
-          <w:sz w:val="18"/>
-        </w:rPr>
-        <w:t>":     ["CA","NY",...] | ["ALL"], // required; drives fan-out width</w:t>
-      </w:r>
-      <w:r>
-        <w:rPr>
-          <w:rFonts w:ascii="Consolas" w:hAnsi="Consolas"/>
-          <w:sz w:val="18"/>
-        </w:rPr>
+        <w:t xml:space="preserve">  "state_scope":     ["CA","NY",...] | ["ALL"], // required; drives fan-out width</w:t>
         <w:br/>
-        <w:t xml:space="preserve">  "</w:t>
-      </w:r>
-      <w:proofErr w:type="spellStart"/>
-      <w:r>
-        <w:rPr>
-          <w:rFonts w:ascii="Consolas" w:hAnsi="Consolas"/>
-          <w:sz w:val="18"/>
-        </w:rPr>
-        <w:t>start_step</w:t>
-      </w:r>
-      <w:proofErr w:type="spellEnd"/>
-      <w:r>
-        <w:rPr>
-          <w:rFonts w:ascii="Consolas" w:hAnsi="Consolas"/>
-          <w:sz w:val="18"/>
-        </w:rPr>
-        <w:t xml:space="preserve">":      "fetch </w:t>
-      </w:r>
-      <w:proofErr w:type="spellStart"/>
-      <w:r>
-        <w:rPr>
-          <w:rFonts w:ascii="Consolas" w:hAnsi="Consolas"/>
-          <w:sz w:val="18"/>
-        </w:rPr>
-        <w:t>data"|"load</w:t>
-      </w:r>
-      <w:proofErr w:type="spellEnd"/>
-      <w:r>
-        <w:rPr>
-          <w:rFonts w:ascii="Consolas" w:hAnsi="Consolas"/>
-          <w:sz w:val="18"/>
-        </w:rPr>
-        <w:t xml:space="preserve"> </w:t>
-      </w:r>
-      <w:proofErr w:type="spellStart"/>
-      <w:r>
-        <w:rPr>
-          <w:rFonts w:ascii="Consolas" w:hAnsi="Consolas"/>
-          <w:sz w:val="18"/>
-        </w:rPr>
-        <w:t>staging"|"normalize</w:t>
-      </w:r>
-      <w:proofErr w:type="spellEnd"/>
-      <w:r>
-        <w:rPr>
-          <w:rFonts w:ascii="Consolas" w:hAnsi="Consolas"/>
-          <w:sz w:val="18"/>
-        </w:rPr>
-        <w:t xml:space="preserve"> </w:t>
-      </w:r>
-      <w:proofErr w:type="spellStart"/>
-      <w:r>
-        <w:rPr>
-          <w:rFonts w:ascii="Consolas" w:hAnsi="Consolas"/>
-          <w:sz w:val="18"/>
-        </w:rPr>
-        <w:t>data"|"enrich</w:t>
-      </w:r>
-      <w:proofErr w:type="spellEnd"/>
-      <w:r>
-        <w:rPr>
-          <w:rFonts w:ascii="Consolas" w:hAnsi="Consolas"/>
-          <w:sz w:val="18"/>
-        </w:rPr>
-        <w:t xml:space="preserve"> data",</w:t>
-      </w:r>
-      <w:r>
-        <w:rPr>
-          <w:rFonts w:ascii="Consolas" w:hAnsi="Consolas"/>
-          <w:sz w:val="18"/>
-        </w:rPr>
+        <w:t xml:space="preserve">  "start_step":      "fetch data"|"load staging"|"normalize data"|"enrich data",</w:t>
         <w:br/>
         <w:t xml:space="preserve">                                              // optional; default "fetch data"; see §6.9</w:t>
-      </w:r>
-      <w:r>
-        <w:rPr>
-          <w:rFonts w:ascii="Consolas" w:hAnsi="Consolas"/>
-          <w:sz w:val="18"/>
-        </w:rPr>
         <w:br/>
-        <w:t xml:space="preserve">  "</w:t>
-      </w:r>
-      <w:proofErr w:type="spellStart"/>
-      <w:r>
-        <w:rPr>
-          <w:rFonts w:ascii="Consolas" w:hAnsi="Consolas"/>
-          <w:sz w:val="18"/>
-        </w:rPr>
-        <w:t>invocation_mode</w:t>
-      </w:r>
-      <w:proofErr w:type="spellEnd"/>
-      <w:r>
-        <w:rPr>
-          <w:rFonts w:ascii="Consolas" w:hAnsi="Consolas"/>
-          <w:sz w:val="18"/>
-        </w:rPr>
-        <w:t>": "</w:t>
-      </w:r>
-      <w:proofErr w:type="spellStart"/>
-      <w:r>
-        <w:rPr>
-          <w:rFonts w:ascii="Consolas" w:hAnsi="Consolas"/>
-          <w:sz w:val="18"/>
-        </w:rPr>
-        <w:t>scheduled"|"webhook</w:t>
-      </w:r>
-      <w:proofErr w:type="spellEnd"/>
-      <w:r>
-        <w:rPr>
-          <w:rFonts w:ascii="Consolas" w:hAnsi="Consolas"/>
-          <w:sz w:val="18"/>
-        </w:rPr>
-        <w:t>",  // required; recorded on the run manifest</w:t>
-      </w:r>
-      <w:r>
-        <w:rPr>
-          <w:rFonts w:ascii="Consolas" w:hAnsi="Consolas"/>
-          <w:sz w:val="18"/>
-        </w:rPr>
+        <w:t xml:space="preserve">  "invocation_mode": "scheduled"|"webhook",  // required; recorded on the run manifest</w:t>
         <w:br/>
-        <w:t xml:space="preserve">  "</w:t>
-      </w:r>
-      <w:proofErr w:type="spellStart"/>
-      <w:r>
-        <w:rPr>
-          <w:rFonts w:ascii="Consolas" w:hAnsi="Consolas"/>
-          <w:sz w:val="18"/>
-        </w:rPr>
-        <w:t>caller_identity</w:t>
-      </w:r>
-      <w:proofErr w:type="spellEnd"/>
-      <w:r>
-        <w:rPr>
-          <w:rFonts w:ascii="Consolas" w:hAnsi="Consolas"/>
-          <w:sz w:val="18"/>
-        </w:rPr>
-        <w:t xml:space="preserve">": "&lt;F-003 cert subject&gt;", // required for webhook; scheduler service principal for </w:t>
-      </w:r>
-      <w:proofErr w:type="spellStart"/>
-      <w:r>
-        <w:rPr>
-          <w:rFonts w:ascii="Consolas" w:hAnsi="Consolas"/>
-          <w:sz w:val="18"/>
-        </w:rPr>
-        <w:t>cron</w:t>
-      </w:r>
-      <w:proofErr w:type="spellEnd"/>
-      <w:r>
-        <w:rPr>
-          <w:rFonts w:ascii="Consolas" w:hAnsi="Consolas"/>
-          <w:sz w:val="18"/>
-        </w:rPr>
+        <w:t xml:space="preserve">  "caller_identity": "&lt;F-003 cert subject&gt;", // required for webhook; scheduler service principal for cron</w:t>
         <w:br/>
-        <w:t xml:space="preserve">  "</w:t>
-      </w:r>
-      <w:proofErr w:type="spellStart"/>
-      <w:r>
-        <w:rPr>
-          <w:rFonts w:ascii="Consolas" w:hAnsi="Consolas"/>
-          <w:sz w:val="18"/>
-        </w:rPr>
-        <w:t>expected_duration_minutes</w:t>
-      </w:r>
-      <w:proofErr w:type="spellEnd"/>
-      <w:r>
-        <w:rPr>
-          <w:rFonts w:ascii="Consolas" w:hAnsi="Consolas"/>
-          <w:sz w:val="18"/>
-        </w:rPr>
-        <w:t>": &lt;int&gt;,        // optional; used by the cluster reservation and Watchdog</w:t>
-      </w:r>
-      <w:r>
-        <w:rPr>
-          <w:rFonts w:ascii="Consolas" w:hAnsi="Consolas"/>
-          <w:sz w:val="18"/>
-        </w:rPr>
+        <w:t xml:space="preserve">  "expected_duration_minutes": &lt;int&gt;,        // optional; used by the cluster reservation and Watchdog</w:t>
         <w:br/>
-        <w:t xml:space="preserve">  "</w:t>
-      </w:r>
-      <w:proofErr w:type="spellStart"/>
-      <w:r>
-        <w:rPr>
-          <w:rFonts w:ascii="Consolas" w:hAnsi="Consolas"/>
-          <w:sz w:val="18"/>
-        </w:rPr>
-        <w:t>operator_email</w:t>
-      </w:r>
-      <w:proofErr w:type="spellEnd"/>
-      <w:r>
-        <w:rPr>
-          <w:rFonts w:ascii="Consolas" w:hAnsi="Consolas"/>
-          <w:sz w:val="18"/>
-        </w:rPr>
-        <w:t xml:space="preserve">":  "&lt;address&gt;",            // optional; overrides </w:t>
-      </w:r>
-      <w:proofErr w:type="spellStart"/>
-      <w:r>
-        <w:rPr>
-          <w:rFonts w:ascii="Consolas" w:hAnsi="Consolas"/>
-          <w:sz w:val="18"/>
-        </w:rPr>
-        <w:t>pipeline.config.notification_receivers</w:t>
-      </w:r>
-      <w:proofErr w:type="spellEnd"/>
-      <w:r>
-        <w:rPr>
-          <w:rFonts w:ascii="Consolas" w:hAnsi="Consolas"/>
-          <w:sz w:val="18"/>
-        </w:rPr>
+        <w:t xml:space="preserve">  "google_maps_enabled": true|false,         // optional; default false; enables the paid Google Maps terminal stage of the county-enrichment cascade (§5.2.13 / cascade stage 4). When false, the cascade stops after nppes_registry and any remaining residue is recorded to pipeline.discrepancies with reason="county_unresolvable". Runbook forwards to Controller via -e GOOGLE_MAPS_ENABLED='0|1'; Controller argparse --google-maps-enabled honors the value.</w:t>
         <w:br/>
-        <w:t xml:space="preserve">  "</w:t>
-      </w:r>
-      <w:proofErr w:type="spellStart"/>
-      <w:r>
-        <w:rPr>
-          <w:rFonts w:ascii="Consolas" w:hAnsi="Consolas"/>
-          <w:sz w:val="18"/>
-        </w:rPr>
-        <w:t>operator_sms</w:t>
-      </w:r>
-      <w:proofErr w:type="spellEnd"/>
-      <w:r>
-        <w:rPr>
-          <w:rFonts w:ascii="Consolas" w:hAnsi="Consolas"/>
-          <w:sz w:val="18"/>
-        </w:rPr>
-        <w:t>":    "&lt;phone&gt;",              // optional</w:t>
-      </w:r>
-      <w:r>
-        <w:rPr>
-          <w:rFonts w:ascii="Consolas" w:hAnsi="Consolas"/>
-          <w:sz w:val="18"/>
-        </w:rPr>
+        <w:t xml:space="preserve">  "operator_email":  "&lt;address&gt;",            // optional; overrides pipeline.config.notification_receivers</w:t>
+        <w:br/>
+        <w:t xml:space="preserve">  "operator_sms":    "&lt;phone&gt;",              // optional</w:t>
         <w:br/>
         <w:t xml:space="preserve">  "notes":           "&lt;free text&gt;"           // optional; recorded on the run manifest</w:t>
-      </w:r>
-      <w:r>
-        <w:rPr>
-          <w:rFonts w:ascii="Consolas" w:hAnsi="Consolas"/>
-          <w:sz w:val="18"/>
-        </w:rPr>
         <w:br/>
         <w:t>}</w:t>
+      </w:r>
+      <w:r>
+        <w:rPr>
+          <w:rFonts w:ascii="Consolas" w:hAnsi="Consolas"/>
+          <w:sz w:val="18"/>
+        </w:rPr>
+      </w:r>
+      <w:proofErr w:type="spellStart"/>
+      <w:r>
+        <w:rPr>
+          <w:rFonts w:ascii="Consolas" w:hAnsi="Consolas"/>
+          <w:sz w:val="18"/>
+        </w:rPr>
+      </w:r>
+      <w:proofErr w:type="spellEnd"/>
+      <w:r>
+        <w:rPr>
+          <w:rFonts w:ascii="Consolas" w:hAnsi="Consolas"/>
+          <w:sz w:val="18"/>
+        </w:rPr>
+      </w:r>
+      <w:r>
+        <w:rPr>
+          <w:rFonts w:ascii="Consolas" w:hAnsi="Consolas"/>
+          <w:sz w:val="18"/>
+        </w:rPr>
+      </w:r>
+      <w:proofErr w:type="spellStart"/>
+      <w:r>
+        <w:rPr>
+          <w:rFonts w:ascii="Consolas" w:hAnsi="Consolas"/>
+          <w:sz w:val="18"/>
+        </w:rPr>
+      </w:r>
+      <w:proofErr w:type="spellEnd"/>
+      <w:r>
+        <w:rPr>
+          <w:rFonts w:ascii="Consolas" w:hAnsi="Consolas"/>
+          <w:sz w:val="18"/>
+        </w:rPr>
+      </w:r>
+      <w:r>
+        <w:rPr>
+          <w:rFonts w:ascii="Consolas" w:hAnsi="Consolas"/>
+          <w:sz w:val="18"/>
+        </w:rPr>
+      </w:r>
+      <w:proofErr w:type="spellStart"/>
+      <w:r>
+        <w:rPr>
+          <w:rFonts w:ascii="Consolas" w:hAnsi="Consolas"/>
+          <w:sz w:val="18"/>
+        </w:rPr>
+      </w:r>
+      <w:proofErr w:type="spellEnd"/>
+      <w:r>
+        <w:rPr>
+          <w:rFonts w:ascii="Consolas" w:hAnsi="Consolas"/>
+          <w:sz w:val="18"/>
+        </w:rPr>
+      </w:r>
+      <w:proofErr w:type="spellStart"/>
+      <w:r>
+        <w:rPr>
+          <w:rFonts w:ascii="Consolas" w:hAnsi="Consolas"/>
+          <w:sz w:val="18"/>
+        </w:rPr>
+      </w:r>
+      <w:proofErr w:type="spellEnd"/>
+      <w:r>
+        <w:rPr>
+          <w:rFonts w:ascii="Consolas" w:hAnsi="Consolas"/>
+          <w:sz w:val="18"/>
+        </w:rPr>
+      </w:r>
+      <w:r>
+        <w:rPr>
+          <w:rFonts w:ascii="Consolas" w:hAnsi="Consolas"/>
+          <w:sz w:val="18"/>
+        </w:rPr>
+      </w:r>
+      <w:proofErr w:type="spellStart"/>
+      <w:r>
+        <w:rPr>
+          <w:rFonts w:ascii="Consolas" w:hAnsi="Consolas"/>
+          <w:sz w:val="18"/>
+        </w:rPr>
+      </w:r>
+      <w:proofErr w:type="spellEnd"/>
+      <w:r>
+        <w:rPr>
+          <w:rFonts w:ascii="Consolas" w:hAnsi="Consolas"/>
+          <w:sz w:val="18"/>
+        </w:rPr>
+      </w:r>
+      <w:r>
+        <w:rPr>
+          <w:rFonts w:ascii="Consolas" w:hAnsi="Consolas"/>
+          <w:sz w:val="18"/>
+        </w:rPr>
+      </w:r>
+      <w:proofErr w:type="spellStart"/>
+      <w:r>
+        <w:rPr>
+          <w:rFonts w:ascii="Consolas" w:hAnsi="Consolas"/>
+          <w:sz w:val="18"/>
+        </w:rPr>
+      </w:r>
+      <w:proofErr w:type="spellEnd"/>
+      <w:r>
+        <w:rPr>
+          <w:rFonts w:ascii="Consolas" w:hAnsi="Consolas"/>
+          <w:sz w:val="18"/>
+        </w:rPr>
+      </w:r>
+      <w:proofErr w:type="spellStart"/>
+      <w:r>
+        <w:rPr>
+          <w:rFonts w:ascii="Consolas" w:hAnsi="Consolas"/>
+          <w:sz w:val="18"/>
+        </w:rPr>
+      </w:r>
+      <w:proofErr w:type="spellEnd"/>
+      <w:r>
+        <w:rPr>
+          <w:rFonts w:ascii="Consolas" w:hAnsi="Consolas"/>
+          <w:sz w:val="18"/>
+        </w:rPr>
+      </w:r>
+      <w:proofErr w:type="spellStart"/>
+      <w:r>
+        <w:rPr>
+          <w:rFonts w:ascii="Consolas" w:hAnsi="Consolas"/>
+          <w:sz w:val="18"/>
+        </w:rPr>
+      </w:r>
+      <w:proofErr w:type="spellEnd"/>
+      <w:r>
+        <w:rPr>
+          <w:rFonts w:ascii="Consolas" w:hAnsi="Consolas"/>
+          <w:sz w:val="18"/>
+        </w:rPr>
+      </w:r>
+      <w:proofErr w:type="spellStart"/>
+      <w:r>
+        <w:rPr>
+          <w:rFonts w:ascii="Consolas" w:hAnsi="Consolas"/>
+          <w:sz w:val="18"/>
+        </w:rPr>
+      </w:r>
+      <w:proofErr w:type="spellEnd"/>
+      <w:r>
+        <w:rPr>
+          <w:rFonts w:ascii="Consolas" w:hAnsi="Consolas"/>
+          <w:sz w:val="18"/>
+        </w:rPr>
+      </w:r>
+      <w:r>
+        <w:rPr>
+          <w:rFonts w:ascii="Consolas" w:hAnsi="Consolas"/>
+          <w:sz w:val="18"/>
+        </w:rPr>
+      </w:r>
+      <w:r>
+        <w:rPr>
+          <w:rFonts w:ascii="Consolas" w:hAnsi="Consolas"/>
+          <w:sz w:val="18"/>
+        </w:rPr>
+      </w:r>
+      <w:proofErr w:type="spellStart"/>
+      <w:r>
+        <w:rPr>
+          <w:rFonts w:ascii="Consolas" w:hAnsi="Consolas"/>
+          <w:sz w:val="18"/>
+        </w:rPr>
+      </w:r>
+      <w:proofErr w:type="spellEnd"/>
+      <w:r>
+        <w:rPr>
+          <w:rFonts w:ascii="Consolas" w:hAnsi="Consolas"/>
+          <w:sz w:val="18"/>
+        </w:rPr>
+      </w:r>
+      <w:proofErr w:type="spellStart"/>
+      <w:r>
+        <w:rPr>
+          <w:rFonts w:ascii="Consolas" w:hAnsi="Consolas"/>
+          <w:sz w:val="18"/>
+        </w:rPr>
+      </w:r>
+      <w:proofErr w:type="spellEnd"/>
+      <w:r>
+        <w:rPr>
+          <w:rFonts w:ascii="Consolas" w:hAnsi="Consolas"/>
+          <w:sz w:val="18"/>
+        </w:rPr>
+      </w:r>
+      <w:r>
+        <w:rPr>
+          <w:rFonts w:ascii="Consolas" w:hAnsi="Consolas"/>
+          <w:sz w:val="18"/>
+        </w:rPr>
+      </w:r>
+      <w:proofErr w:type="spellStart"/>
+      <w:r>
+        <w:rPr>
+          <w:rFonts w:ascii="Consolas" w:hAnsi="Consolas"/>
+          <w:sz w:val="18"/>
+        </w:rPr>
+      </w:r>
+      <w:proofErr w:type="spellEnd"/>
+      <w:r>
+        <w:rPr>
+          <w:rFonts w:ascii="Consolas" w:hAnsi="Consolas"/>
+          <w:sz w:val="18"/>
+        </w:rPr>
+      </w:r>
+      <w:proofErr w:type="spellStart"/>
+      <w:r>
+        <w:rPr>
+          <w:rFonts w:ascii="Consolas" w:hAnsi="Consolas"/>
+          <w:sz w:val="18"/>
+        </w:rPr>
+      </w:r>
+      <w:proofErr w:type="spellEnd"/>
+      <w:r>
+        <w:rPr>
+          <w:rFonts w:ascii="Consolas" w:hAnsi="Consolas"/>
+          <w:sz w:val="18"/>
+        </w:rPr>
+      </w:r>
+      <w:proofErr w:type="spellStart"/>
+      <w:r>
+        <w:rPr>
+          <w:rFonts w:ascii="Consolas" w:hAnsi="Consolas"/>
+          <w:sz w:val="18"/>
+        </w:rPr>
+      </w:r>
+      <w:proofErr w:type="spellEnd"/>
+      <w:r>
+        <w:rPr>
+          <w:rFonts w:ascii="Consolas" w:hAnsi="Consolas"/>
+          <w:sz w:val="18"/>
+        </w:rPr>
+      </w:r>
+      <w:r>
+        <w:rPr>
+          <w:rFonts w:ascii="Consolas" w:hAnsi="Consolas"/>
+          <w:sz w:val="18"/>
+        </w:rPr>
+      </w:r>
+      <w:proofErr w:type="spellStart"/>
+      <w:r>
+        <w:rPr>
+          <w:rFonts w:ascii="Consolas" w:hAnsi="Consolas"/>
+          <w:sz w:val="18"/>
+        </w:rPr>
+      </w:r>
+      <w:proofErr w:type="spellEnd"/>
+      <w:r>
+        <w:rPr>
+          <w:rFonts w:ascii="Consolas" w:hAnsi="Consolas"/>
+          <w:sz w:val="18"/>
+        </w:rPr>
+      </w:r>
+      <w:proofErr w:type="spellStart"/>
+      <w:r>
+        <w:rPr>
+          <w:rFonts w:ascii="Consolas" w:hAnsi="Consolas"/>
+          <w:sz w:val="18"/>
+        </w:rPr>
+      </w:r>
+      <w:proofErr w:type="spellEnd"/>
+      <w:r>
+        <w:rPr>
+          <w:rFonts w:ascii="Consolas" w:hAnsi="Consolas"/>
+          <w:sz w:val="18"/>
+        </w:rPr>
+      </w:r>
+      <w:proofErr w:type="spellStart"/>
+      <w:r>
+        <w:rPr>
+          <w:rFonts w:ascii="Consolas" w:hAnsi="Consolas"/>
+          <w:sz w:val="18"/>
+        </w:rPr>
+      </w:r>
+      <w:proofErr w:type="spellEnd"/>
+      <w:r>
+        <w:rPr>
+          <w:rFonts w:ascii="Consolas" w:hAnsi="Consolas"/>
+          <w:sz w:val="18"/>
+        </w:rPr>
+      </w:r>
+      <w:r>
+        <w:rPr>
+          <w:rFonts w:ascii="Consolas" w:hAnsi="Consolas"/>
+          <w:sz w:val="18"/>
+        </w:rPr>
+      </w:r>
+      <w:r>
+        <w:rPr>
+          <w:rFonts w:ascii="Consolas" w:hAnsi="Consolas"/>
+          <w:sz w:val="18"/>
+        </w:rPr>
       </w:r>
     </w:p>
     <w:p>

--- a/pipeline/ArchitectureDesignAndAudit/ProviderPipeline_LowLevelDesign_v39.docx
+++ b/pipeline/ArchitectureDesignAndAudit/ProviderPipeline_LowLevelDesign_v39.docx
@@ -21572,6 +21572,26 @@
       <w:proofErr w:type="spellEnd"/>
       <w:r>
         <w:t xml:space="preserve"> (SHA-256 of the source NPPES row that produced the record) is a required field per §5.2.9 sub-step 11.</w:t>
+      </w:r>
+    </w:p>
+    <w:p>
+      <w:r>
+        <w:t>Additions in this revision (§7.1 addendum, cascade coordinates + address refresh):</w:t>
+      </w:r>
+    </w:p>
+    <w:p>
+      <w:r>
+        <w:t xml:space="preserve">  - addresses[].coordinates — optional sub-doc. Stamped by county-cascade stages that publish coordinates (census_batch: TIGER street-segment interpolation, always precision=range_interpolated; google_maps: variable per its own location_type). Fields: latitude (WGS84 decimal, [-90,+90]), longitude (WGS84 decimal, [-180,+180]), source (census_batch | google_maps), precision (rooftop | range_interpolated | geometric_center | approximate). Absent when no cascade stage produced coordinates for this address — MUST NOT be defaulted to a county/zip centroid.</w:t>
+      </w:r>
+    </w:p>
+    <w:p>
+      <w:r>
+        <w:t xml:space="preserve">  - addresses[].address_refresh_provenance — set to "nppes_registry" when county-cascade stage 3 mutated the address (line1/line2/city/state/zip) from the live NPPES registry after the monthly dissemination-file load; absent otherwise.</w:t>
+      </w:r>
+    </w:p>
+    <w:p>
+      <w:r>
+        <w:t xml:space="preserve">  - addresses[].county.name — now populated on every stamped county across stages 1/2/3/4. Stage 1 pulls from Census 2020 NAMELSAD_COUNTY_20; stage 2 and stage 3's Census retry resolve via a fips_to_name reverse index built from the crosswalk; stage 4 receives it from Google Maps' administrative_area_level_2 long_name. Prior revision persisted only county.fips.</w:t>
       </w:r>
     </w:p>
     <w:p>

--- a/pipeline/ArchitectureDesignAndAudit/ProviderPipeline_LowLevelDesign_v39.docx
+++ b/pipeline/ArchitectureDesignAndAudit/ProviderPipeline_LowLevelDesign_v39.docx
@@ -15670,7 +15670,7 @@
         <w:pStyle w:val="Heading3"/>
       </w:pPr>
       <w:r>
-        <w:t>5.2.15 Urban flag</w:t>
+        <w:t>5.2.15 Urban flag (RETIRED 2026-07-30)</w:t>
       </w:r>
     </w:p>
     <w:p>
@@ -15678,221 +15678,176 @@
         <w:rPr>
           <w:b/>
         </w:rPr>
-        <w:t>Purpose.</w:t>
-      </w:r>
-      <w:r>
-        <w:t xml:space="preserve"> Stamp </w:t>
-      </w:r>
+        <w:t>Retired. RUCC data is now stamped as an integer (1-9) by county_enrichment (§5.2.14) directly into addresses[i].county.rucc alongside fips/name/source. Front-end consumers apply their own urban/rural threshold at query time. The prior boolean urban field is preserved in the schema for historical-record compatibility only; no new records populate it.</w:t>
+      </w:r>
+      <w:r/>
       <w:proofErr w:type="spellStart"/>
       <w:proofErr w:type="gramStart"/>
       <w:r>
         <w:rPr>
           <w:rFonts w:ascii="Consolas" w:hAnsi="Consolas"/>
         </w:rPr>
-        <w:t>urban:true</w:t>
       </w:r>
       <w:proofErr w:type="gramEnd"/>
       <w:r>
         <w:rPr>
           <w:rFonts w:ascii="Consolas" w:hAnsi="Consolas"/>
         </w:rPr>
-        <w:t>|false</w:t>
-      </w:r>
-      <w:proofErr w:type="spellEnd"/>
-      <w:r>
-        <w:t xml:space="preserve"> on every enriched practice address using USDA RUCC.</w:t>
-      </w:r>
+      </w:r>
+      <w:proofErr w:type="spellEnd"/>
+      <w:r/>
     </w:p>
     <w:p>
       <w:r>
         <w:rPr>
           <w:b/>
         </w:rPr>
-        <w:t>REQ anchors.</w:t>
-      </w:r>
-      <w:r>
-        <w:t xml:space="preserve"> EPIC-010-F-103-S-005-REQ-B-001, REQ-B-002.</w:t>
-      </w:r>
+        <w:t>REQ anchors. EPIC-010-F-103-S-005-REQ-B-001, REQ-B-002 (semantics now delivered by county_enrichment).</w:t>
+      </w:r>
+      <w:r/>
     </w:p>
     <w:p>
       <w:r>
         <w:rPr>
           <w:b/>
         </w:rPr>
-        <w:t>Fan-out.</w:t>
-      </w:r>
-      <w:r>
-        <w:t xml:space="preserve"> Per-state.</w:t>
-      </w:r>
+        <w:t>Fan-out. n/a - step deleted from orchestrator STEPS.</w:t>
+      </w:r>
+      <w:r/>
     </w:p>
     <w:p>
       <w:r>
         <w:rPr>
           <w:b/>
         </w:rPr>
-        <w:t>Sub-steps.</w:t>
-      </w:r>
-      <w:r>
-        <w:t xml:space="preserve"> Worker joins </w:t>
-      </w:r>
-      <w:proofErr w:type="spellStart"/>
-      <w:r>
-        <w:rPr>
-          <w:rFonts w:ascii="Consolas" w:hAnsi="Consolas"/>
-        </w:rPr>
-        <w:t>providers_v</w:t>
-      </w:r>
-      <w:proofErr w:type="spellEnd"/>
-      <w:r>
-        <w:rPr>
-          <w:rFonts w:ascii="Consolas" w:hAnsi="Consolas"/>
-        </w:rPr>
-        <w:t>&lt;N&gt;.</w:t>
-      </w:r>
-      <w:proofErr w:type="spellStart"/>
-      <w:r>
-        <w:rPr>
-          <w:rFonts w:ascii="Consolas" w:hAnsi="Consolas"/>
-        </w:rPr>
-        <w:t>practice_</w:t>
+        <w:t>Sub-steps. n/a - see §5.2.14 for RUCC lookup path.</w:t>
+      </w:r>
+      <w:r/>
+      <w:proofErr w:type="spellStart"/>
+      <w:r>
+        <w:rPr>
+          <w:rFonts w:ascii="Consolas" w:hAnsi="Consolas"/>
+        </w:rPr>
+      </w:r>
+      <w:proofErr w:type="spellEnd"/>
+      <w:r>
+        <w:rPr>
+          <w:rFonts w:ascii="Consolas" w:hAnsi="Consolas"/>
+        </w:rPr>
+      </w:r>
+      <w:proofErr w:type="spellStart"/>
+      <w:r>
+        <w:rPr>
+          <w:rFonts w:ascii="Consolas" w:hAnsi="Consolas"/>
+        </w:rPr>
       </w:r>
       <w:proofErr w:type="gramStart"/>
       <w:r>
         <w:rPr>
           <w:rFonts w:ascii="Consolas" w:hAnsi="Consolas"/>
         </w:rPr>
-        <w:t>addresses</w:t>
-      </w:r>
-      <w:proofErr w:type="spellEnd"/>
-      <w:r>
-        <w:rPr>
-          <w:rFonts w:ascii="Consolas" w:hAnsi="Consolas"/>
-        </w:rPr>
-        <w:t>[</w:t>
+      </w:r>
+      <w:proofErr w:type="spellEnd"/>
+      <w:r>
+        <w:rPr>
+          <w:rFonts w:ascii="Consolas" w:hAnsi="Consolas"/>
+        </w:rPr>
       </w:r>
       <w:proofErr w:type="gramEnd"/>
       <w:r>
         <w:rPr>
           <w:rFonts w:ascii="Consolas" w:hAnsi="Consolas"/>
         </w:rPr>
-        <w:t>*</w:t>
       </w:r>
       <w:proofErr w:type="gramStart"/>
       <w:r>
         <w:rPr>
           <w:rFonts w:ascii="Consolas" w:hAnsi="Consolas"/>
         </w:rPr>
-        <w:t>].</w:t>
-      </w:r>
-      <w:proofErr w:type="spellStart"/>
-      <w:r>
-        <w:rPr>
-          <w:rFonts w:ascii="Consolas" w:hAnsi="Consolas"/>
-        </w:rPr>
-        <w:t>county</w:t>
+      </w:r>
+      <w:proofErr w:type="spellStart"/>
+      <w:r>
+        <w:rPr>
+          <w:rFonts w:ascii="Consolas" w:hAnsi="Consolas"/>
+        </w:rPr>
       </w:r>
       <w:proofErr w:type="gramEnd"/>
       <w:r>
         <w:rPr>
           <w:rFonts w:ascii="Consolas" w:hAnsi="Consolas"/>
         </w:rPr>
-        <w:t>.fips</w:t>
-      </w:r>
-      <w:proofErr w:type="spellEnd"/>
-      <w:r>
-        <w:t xml:space="preserve"> to </w:t>
-      </w:r>
-      <w:proofErr w:type="spellStart"/>
-      <w:r>
-        <w:rPr>
-          <w:rFonts w:ascii="Consolas" w:hAnsi="Consolas"/>
-        </w:rPr>
-        <w:t>pipeline_sources_</w:t>
+      </w:r>
+      <w:proofErr w:type="spellEnd"/>
+      <w:r/>
+      <w:proofErr w:type="spellStart"/>
+      <w:r>
+        <w:rPr>
+          <w:rFonts w:ascii="Consolas" w:hAnsi="Consolas"/>
+        </w:rPr>
       </w:r>
       <w:proofErr w:type="gramStart"/>
       <w:r>
         <w:rPr>
           <w:rFonts w:ascii="Consolas" w:hAnsi="Consolas"/>
         </w:rPr>
-        <w:t>rucc.FIPS</w:t>
       </w:r>
       <w:proofErr w:type="spellEnd"/>
       <w:proofErr w:type="gramEnd"/>
-      <w:r>
-        <w:t xml:space="preserve">; stamps </w:t>
-      </w:r>
-      <w:r>
-        <w:rPr>
-          <w:rFonts w:ascii="Consolas" w:hAnsi="Consolas"/>
-        </w:rPr>
-        <w:t>urban=true</w:t>
-      </w:r>
-      <w:r>
-        <w:t xml:space="preserve"> where RUCC ∈ {1, 2, 3} else </w:t>
-      </w:r>
-      <w:r>
-        <w:rPr>
-          <w:rFonts w:ascii="Consolas" w:hAnsi="Consolas"/>
-        </w:rPr>
-        <w:t>urban=false</w:t>
-      </w:r>
-      <w:r>
-        <w:t>.</w:t>
-      </w:r>
+      <w:r/>
+      <w:r>
+        <w:rPr>
+          <w:rFonts w:ascii="Consolas" w:hAnsi="Consolas"/>
+        </w:rPr>
+      </w:r>
+      <w:r/>
+      <w:r>
+        <w:rPr>
+          <w:rFonts w:ascii="Consolas" w:hAnsi="Consolas"/>
+        </w:rPr>
+      </w:r>
+      <w:r/>
     </w:p>
     <w:p>
       <w:r>
         <w:rPr>
           <w:b/>
         </w:rPr>
-        <w:t>Skip-if-done.</w:t>
-      </w:r>
-      <w:r>
-        <w:t xml:space="preserve"> Operator-driven only — see §6.9. Not skipped by algorithm.</w:t>
-      </w:r>
+        <w:t>Skip-if-done. n/a.</w:t>
+      </w:r>
+      <w:r/>
     </w:p>
     <w:p>
       <w:r>
         <w:rPr>
           <w:b/>
         </w:rPr>
-        <w:t>Failure modes.</w:t>
-      </w:r>
-      <w:r>
-        <w:t xml:space="preserve"> RUCC lookup miss → </w:t>
-      </w:r>
-      <w:r>
-        <w:rPr>
-          <w:rFonts w:ascii="Consolas" w:hAnsi="Consolas"/>
-        </w:rPr>
-        <w:t>discrepancy</w:t>
-      </w:r>
-      <w:r>
-        <w:t xml:space="preserve"> </w:t>
-      </w:r>
-      <w:r>
-        <w:rPr>
-          <w:rFonts w:ascii="Consolas" w:hAnsi="Consolas"/>
-        </w:rPr>
-        <w:t>reason="</w:t>
-      </w:r>
-      <w:proofErr w:type="spellStart"/>
-      <w:r>
-        <w:rPr>
-          <w:rFonts w:ascii="Consolas" w:hAnsi="Consolas"/>
-        </w:rPr>
-        <w:t>rucc_lookup_miss</w:t>
-      </w:r>
-      <w:proofErr w:type="spellEnd"/>
-      <w:r>
-        <w:rPr>
-          <w:rFonts w:ascii="Consolas" w:hAnsi="Consolas"/>
-        </w:rPr>
-        <w:t>"</w:t>
-      </w:r>
-      <w:r>
-        <w:t>.</w:t>
-      </w:r>
+        <w:t>Failure modes. n/a. RUCC lookup miss now yields county.rucc absent rather than a discrepancy.</w:t>
+      </w:r>
+      <w:r/>
+      <w:r>
+        <w:rPr>
+          <w:rFonts w:ascii="Consolas" w:hAnsi="Consolas"/>
+        </w:rPr>
+      </w:r>
+      <w:r/>
+      <w:r>
+        <w:rPr>
+          <w:rFonts w:ascii="Consolas" w:hAnsi="Consolas"/>
+        </w:rPr>
+      </w:r>
+      <w:proofErr w:type="spellStart"/>
+      <w:r>
+        <w:rPr>
+          <w:rFonts w:ascii="Consolas" w:hAnsi="Consolas"/>
+        </w:rPr>
+      </w:r>
+      <w:proofErr w:type="spellEnd"/>
+      <w:r>
+        <w:rPr>
+          <w:rFonts w:ascii="Consolas" w:hAnsi="Consolas"/>
+        </w:rPr>
+      </w:r>
+      <w:r/>
     </w:p>
     <w:p>
       <w:pPr>
@@ -21576,7 +21531,7 @@
     </w:p>
     <w:p>
       <w:r>
-        <w:t>Additions in this revision (§7.1 addendum, cascade coordinates + address refresh):</w:t>
+        <w:t>Additions in this revision (§7.1 addendum, cascade coordinates + address refresh + county.rucc):</w:t>
       </w:r>
     </w:p>
     <w:p>
@@ -21592,6 +21547,11 @@
     <w:p>
       <w:r>
         <w:t xml:space="preserve">  - addresses[].county.name — now populated on every stamped county across stages 1/2/3/4. Stage 1 pulls from Census 2020 NAMELSAD_COUNTY_20; stage 2 and stage 3's Census retry resolve via a fips_to_name reverse index built from the crosswalk; stage 4 receives it from Google Maps' administrative_area_level_2 long_name. Prior revision persisted only county.fips.</w:t>
+      </w:r>
+    </w:p>
+    <w:p>
+      <w:r>
+        <w:t xml:space="preserve">  - addresses[].county.rucc - USDA Rural-Urban Continuum Code (int 1-9). Stamped by county_enrichment (§5.2.14) alongside county.fips/name/source on every practice address whose stage produced a numeric FIPS (crosswalk, Census batch, NPPES registry). Absent when the cascade stage produced a non-numeric fips_key (Google Maps) or the FIPS is not in the RUCC catalog. Front-end applies its own urban threshold at query time. RUCC 1-3 = metro (1=1M+, 2=250K-1M, 3=&lt;250K); 4-9 = nonmetro urban/rural gradient. Replaces the retired addresses[].urban boolean (see §5.2.15).</w:t>
       </w:r>
     </w:p>
     <w:p>
